--- a/вопросы/Замечания_к_T01.1_v1.8_2.docx
+++ b/вопросы/Замечания_к_T01.1_v1.8_2.docx
@@ -1398,6 +1398,110 @@
           </w:p>
         </w:tc>
       </w:tr>
+      <w:tr>
+        <w:tc>
+          <w:tcPr>
+            <w:tcW w:type="dxa" w:w="680"/>
+          </w:tcPr>
+          <w:p>
+            <w:r>
+              <w:t>Б9</w:t>
+            </w:r>
+          </w:p>
+        </w:tc>
+        <w:tc>
+          <w:tcPr>
+            <w:tcW w:type="dxa" w:w="2268"/>
+          </w:tcPr>
+          <w:p>
+            <w:r>
+              <w:t>Раздел 8, D04 «История»</w:t>
+            </w:r>
+          </w:p>
+        </w:tc>
+        <w:tc>
+          <w:tcPr>
+            <w:tcW w:type="dxa" w:w="5953"/>
+          </w:tcPr>
+          <w:p>
+            <w:r>
+              <w:t>Формулировка «условия старых заявок восстанавливаются из истории на дату создания заявки» ненадёжна: порядок изменений задаёт route_version, а не changed_at, а поиск по дате зависит от часов и часового пояса. «Сам HTTP-аудит» не назван: речь о библиотеке audit. Не упомянуты деактивация (is_active) и правила текстового представления значений.</w:t>
+            </w:r>
+          </w:p>
+        </w:tc>
+        <w:tc>
+          <w:tcPr>
+            <w:tcW w:type="dxa" w:w="4535"/>
+          </w:tcPr>
+          <w:p>
+            <w:r>
+              <w:t>Заменить на: «[СОГЛАСОВАТЬ С АРХИТЕКТОРОМ] История ведётся по схеме EAV (БТ §10.2): одна строка на одно изменённое поле. Строки одного сохранения имеют один номер route_version; он же задаёт порядок изменений. Исходная запись имеет версию 0. История пишется в одной транзакции с маршрутом, включая деактивацию (is_active). Условия, действовавшие при создании заявки, восстанавливаются по версии маршрута, сохранённой в заявке (T04.1): берутся строки истории с route_version, не большей этой версии. Штатная библиотека audit пишет журнал HTTP-действий и историю значений не заменяет. Правила текстового представления значений и поведение при сохранении без изменений определяются в T01.2».</w:t>
+            </w:r>
+          </w:p>
+        </w:tc>
+        <w:tc>
+          <w:tcPr>
+            <w:tcW w:type="dxa" w:w="1247"/>
+          </w:tcPr>
+          <w:p>
+            <w:r>
+              <w:t>Средняя</w:t>
+            </w:r>
+          </w:p>
+        </w:tc>
+      </w:tr>
+      <w:tr>
+        <w:tc>
+          <w:tcPr>
+            <w:tcW w:type="dxa" w:w="680"/>
+          </w:tcPr>
+          <w:p>
+            <w:r>
+              <w:t>Б10</w:t>
+            </w:r>
+          </w:p>
+        </w:tc>
+        <w:tc>
+          <w:tcPr>
+            <w:tcW w:type="dxa" w:w="2268"/>
+          </w:tcPr>
+          <w:p>
+            <w:r>
+              <w:t>Раздел 7, передача в T04.1</w:t>
+            </w:r>
+          </w:p>
+        </w:tc>
+        <w:tc>
+          <w:tcPr>
+            <w:tcW w:type="dxa" w:w="5953"/>
+          </w:tcPr>
+          <w:p>
+            <w:r>
+              <w:t>В T04.1 передаются favorite_route_id и снимок цены, но не версия маршрута на момент создания заявки. Без неё восстановление условий по истории возможно только поиском по дате.</w:t>
+            </w:r>
+          </w:p>
+        </w:tc>
+        <w:tc>
+          <w:tcPr>
+            <w:tcW w:type="dxa" w:w="4535"/>
+          </w:tcPr>
+          <w:p>
+            <w:r>
+              <w:t>Добавить в T04.1: сохранять в заявке favorite_route_version (значение version маршрута при создании заявки) вместе с favorite_route_id и original_fixed_cost.</w:t>
+            </w:r>
+          </w:p>
+        </w:tc>
+        <w:tc>
+          <w:tcPr>
+            <w:tcW w:type="dxa" w:w="1247"/>
+          </w:tcPr>
+          <w:p>
+            <w:r>
+              <w:t>Средняя</w:t>
+            </w:r>
+          </w:p>
+        </w:tc>
+      </w:tr>
     </w:tbl>
     <w:sectPr>
       <w:pgSz w:w="15840" w:h="12240" w:orient="landscape"/>

--- a/вопросы/Замечания_к_T01.1_v1.8_2.docx
+++ b/вопросы/Замечания_к_T01.1_v1.8_2.docx
@@ -811,7 +811,7 @@
           </w:tcPr>
           <w:p>
             <w:r>
-              <w:t>Механика бесплатного ожидания описана дважды, в «закрытом» D03 остались открытые проверки [T01.4]. Фраза «на практике не заполняется» шире проверенного: поле TripDto.waitingTime не заполняется в доступном коде клиента, заявок и SRM (поиск по коду), на стенде не проверялось.</w:t>
+              <w:t>Механика бесплатного ожидания описана дважды, в «закрытом» D03 остались открытые проверки [T01.4]. Фраза «на практике не заполняется» неверна: веб-клиент передаёт waitingTime = waypoints[0].waitTime (useCreateTripRequest.ts:514; GroupTransferChoosingBookingInterval.tsx:74), в интерфейсе у первой точки ожидания нет, поэтому значение 0 (исправлено 02.10.2026; мобильное приложение не изучалось).</w:t>
             </w:r>
           </w:p>
         </w:tc>
@@ -821,7 +821,7 @@
           </w:tcPr>
           <w:p>
             <w:r>
-              <w:t>Оставить одно описание; формулировку заменить на «в доступном коде не заполняется; проверить в T01.4»; открытые проверки вынести из закрытого D03.</w:t>
+              <w:t>Оставить одно описание; формулировку заменить на «веб-клиент передаёт ожидание первой точки, в интерфейсе оно 0; проверить в T01.4, не считается ли первая точка дважды»; открытые проверки вынести из закрытого D03.</w:t>
             </w:r>
           </w:p>
         </w:tc>
